--- a/backend_api/templates/presentation_hold_condition.docx
+++ b/backend_api/templates/presentation_hold_condition.docx
@@ -37,6 +37,7 @@
             </w14:srgbClr>
           </w14:shadow>
         </w:rPr>
+        <w:jc w:val="center"/>
       </w:pPr>
       <w:r>
         <w:rPr>
@@ -111,18 +112,8 @@
           <w:sz w:val="32"/>
           <w:szCs w:val="32"/>
         </w:rPr>
+        <w:jc w:val="center"/>
       </w:pPr>
-      <w:r>
-        <w:rPr>
-          <w:rFonts w:ascii="Arial" w:hAnsi="Arial" w:cs="Arial"/>
-          <w:b/>
-          <w:bCs/>
-          <w:color w:val="000000"/>
-          <w:sz w:val="32"/>
-          <w:szCs w:val="32"/>
-        </w:rPr>
-        <w:t xml:space="preserve">                            </w:t>
-      </w:r>
       <w:r>
         <w:rPr>
           <w:rFonts w:ascii="Arial" w:hAnsi="Arial" w:cs="Arial"/>
@@ -144,6 +135,7 @@
           <w:sz w:val="32"/>
           <w:szCs w:val="32"/>
         </w:rPr>
+        <w:jc w:val="center"/>
       </w:pPr>
       <w:r>
         <w:rPr>
@@ -154,7 +146,7 @@
           <w:sz w:val="32"/>
           <w:szCs w:val="32"/>
         </w:rPr>
-        <w:t xml:space="preserve">                                     GRT: </w:t>
+        <w:t xml:space="preserve">GRT: </w:t>
       </w:r>
       <w:r>
         <w:rPr>
@@ -202,6 +194,7 @@
           <w:sz w:val="32"/>
           <w:szCs w:val="32"/>
         </w:rPr>
+        <w:jc w:val="center"/>
       </w:pPr>
       <w:r>
         <w:rPr>
@@ -212,7 +205,7 @@
           <w:sz w:val="32"/>
           <w:szCs w:val="32"/>
         </w:rPr>
-        <w:t xml:space="preserve">                                     NRT: </w:t>
+        <w:t xml:space="preserve">NRT: </w:t>
       </w:r>
       <w:r>
         <w:rPr>
@@ -322,6 +315,7 @@
           <w:sz w:val="32"/>
           <w:szCs w:val="32"/>
         </w:rPr>
+        <w:jc w:val="center"/>
       </w:pPr>
       <w:r>
         <w:rPr>
